--- a/assignment 1/bia cung.docx
+++ b/assignment 1/bia cung.docx
@@ -909,32 +909,84 @@
           <w:sz w:val="28"/>
           <w:szCs w:val="28"/>
         </w:rPr>
-        <w:t xml:space="preserve">This assignment is </w:t>
-      </w:r>
-      <w:r>
-        <w:rPr>
-          <w:rFonts w:ascii="Times New Roman" w:hAnsi="Times New Roman" w:cs="Times New Roman"/>
-          <w:sz w:val="28"/>
-          <w:szCs w:val="28"/>
-        </w:rPr>
-        <w:t xml:space="preserve"> a progression from understanding intelligence to building systems that can represent information, learn from data, make decisions, act, and adapt. The development process is summarized as:</w:t>
-      </w:r>
-    </w:p>
-    <w:p>
-      <w:pPr>
-        <w:rPr>
-          <w:rFonts w:ascii="Times New Roman" w:hAnsi="Times New Roman" w:cs="Times New Roman"/>
-          <w:sz w:val="28"/>
-          <w:szCs w:val="28"/>
-        </w:rPr>
-      </w:pPr>
-      <w:r>
-        <w:rPr>
-          <w:rFonts w:ascii="Times New Roman" w:hAnsi="Times New Roman" w:cs="Times New Roman"/>
-          <w:sz w:val="28"/>
-          <w:szCs w:val="28"/>
-        </w:rPr>
-        <w:t xml:space="preserve">Understand → Represent → Implement → Experiment → Evaluate → Apply. </w:t>
+        <w:t xml:space="preserve">This assignment </w:t>
+      </w:r>
+      <w:proofErr w:type="gramStart"/>
+      <w:r>
+        <w:rPr>
+          <w:rFonts w:ascii="Times New Roman" w:hAnsi="Times New Roman" w:cs="Times New Roman"/>
+          <w:sz w:val="28"/>
+          <w:szCs w:val="28"/>
+        </w:rPr>
+        <w:t xml:space="preserve">is </w:t>
+      </w:r>
+      <w:r>
+        <w:rPr>
+          <w:rFonts w:ascii="Times New Roman" w:hAnsi="Times New Roman" w:cs="Times New Roman"/>
+          <w:sz w:val="28"/>
+          <w:szCs w:val="28"/>
+        </w:rPr>
+        <w:t xml:space="preserve"> a</w:t>
+      </w:r>
+      <w:proofErr w:type="gramEnd"/>
+      <w:r>
+        <w:rPr>
+          <w:rFonts w:ascii="Times New Roman" w:hAnsi="Times New Roman" w:cs="Times New Roman"/>
+          <w:sz w:val="28"/>
+          <w:szCs w:val="28"/>
+        </w:rPr>
+        <w:t xml:space="preserve"> progression from understanding intelligence to building systems that can represent information, learn from data, make decisions, act, and adapt. The development process is summarized as:</w:t>
+      </w:r>
+    </w:p>
+    <w:p>
+      <w:pPr>
+        <w:rPr>
+          <w:rFonts w:ascii="Times New Roman" w:hAnsi="Times New Roman" w:cs="Times New Roman"/>
+          <w:sz w:val="28"/>
+          <w:szCs w:val="28"/>
+        </w:rPr>
+      </w:pPr>
+      <w:r>
+        <w:rPr>
+          <w:rFonts w:ascii="Times New Roman" w:hAnsi="Times New Roman" w:cs="Times New Roman"/>
+          <w:sz w:val="28"/>
+          <w:szCs w:val="28"/>
+        </w:rPr>
+        <w:drawing>
+          <wp:inline distT="0" distB="0" distL="0" distR="0" wp14:anchorId="5C6D0A35" wp14:editId="5E2D8119">
+            <wp:extent cx="5048955" cy="1524213"/>
+            <wp:effectExtent l="0" t="0" r="0" b="0"/>
+            <wp:docPr id="1387270577" name="Picture 1"/>
+            <wp:cNvGraphicFramePr>
+              <a:graphicFrameLocks xmlns:a="http://schemas.openxmlformats.org/drawingml/2006/main" noChangeAspect="1"/>
+            </wp:cNvGraphicFramePr>
+            <a:graphic xmlns:a="http://schemas.openxmlformats.org/drawingml/2006/main">
+              <a:graphicData uri="http://schemas.openxmlformats.org/drawingml/2006/picture">
+                <pic:pic xmlns:pic="http://schemas.openxmlformats.org/drawingml/2006/picture">
+                  <pic:nvPicPr>
+                    <pic:cNvPr id="1387270577" name=""/>
+                    <pic:cNvPicPr/>
+                  </pic:nvPicPr>
+                  <pic:blipFill>
+                    <a:blip r:embed="rId11"/>
+                    <a:stretch>
+                      <a:fillRect/>
+                    </a:stretch>
+                  </pic:blipFill>
+                  <pic:spPr>
+                    <a:xfrm>
+                      <a:off x="0" y="0"/>
+                      <a:ext cx="5048955" cy="1524213"/>
+                    </a:xfrm>
+                    <a:prstGeom prst="rect">
+                      <a:avLst/>
+                    </a:prstGeom>
+                  </pic:spPr>
+                </pic:pic>
+              </a:graphicData>
+            </a:graphic>
+          </wp:inline>
+        </w:drawing>
       </w:r>
     </w:p>
     <w:p>
@@ -992,7 +1044,25 @@
           <w:sz w:val="28"/>
           <w:szCs w:val="28"/>
         </w:rPr>
-        <w:t xml:space="preserve">this assignment , </w:t>
+        <w:t xml:space="preserve">this </w:t>
+      </w:r>
+      <w:proofErr w:type="gramStart"/>
+      <w:r>
+        <w:rPr>
+          <w:rFonts w:ascii="Times New Roman" w:hAnsi="Times New Roman" w:cs="Times New Roman"/>
+          <w:sz w:val="28"/>
+          <w:szCs w:val="28"/>
+        </w:rPr>
+        <w:t>assignment ,</w:t>
+      </w:r>
+      <w:proofErr w:type="gramEnd"/>
+      <w:r>
+        <w:rPr>
+          <w:rFonts w:ascii="Times New Roman" w:hAnsi="Times New Roman" w:cs="Times New Roman"/>
+          <w:sz w:val="28"/>
+          <w:szCs w:val="28"/>
+        </w:rPr>
+        <w:t xml:space="preserve"> </w:t>
       </w:r>
       <w:r>
         <w:rPr>
@@ -1017,7 +1087,49 @@
           <w:sz w:val="28"/>
           <w:szCs w:val="28"/>
         </w:rPr>
-        <w:t xml:space="preserve">Structured Data → Feature Vector → Traditional ML → Application. </w:t>
+        <w:drawing>
+          <wp:inline distT="0" distB="0" distL="0" distR="0" wp14:anchorId="6D65BFBB" wp14:editId="676D3BEB">
+            <wp:extent cx="5334000" cy="476250"/>
+            <wp:effectExtent l="0" t="0" r="0" b="0"/>
+            <wp:docPr id="1407887765" name="Picture 1"/>
+            <wp:cNvGraphicFramePr>
+              <a:graphicFrameLocks xmlns:a="http://schemas.openxmlformats.org/drawingml/2006/main" noChangeAspect="1"/>
+            </wp:cNvGraphicFramePr>
+            <a:graphic xmlns:a="http://schemas.openxmlformats.org/drawingml/2006/main">
+              <a:graphicData uri="http://schemas.openxmlformats.org/drawingml/2006/picture">
+                <pic:pic xmlns:pic="http://schemas.openxmlformats.org/drawingml/2006/picture">
+                  <pic:nvPicPr>
+                    <pic:cNvPr id="1407887765" name=""/>
+                    <pic:cNvPicPr/>
+                  </pic:nvPicPr>
+                  <pic:blipFill>
+                    <a:blip r:embed="rId12"/>
+                    <a:stretch>
+                      <a:fillRect/>
+                    </a:stretch>
+                  </pic:blipFill>
+                  <pic:spPr>
+                    <a:xfrm>
+                      <a:off x="0" y="0"/>
+                      <a:ext cx="5334784" cy="476320"/>
+                    </a:xfrm>
+                    <a:prstGeom prst="rect">
+                      <a:avLst/>
+                    </a:prstGeom>
+                  </pic:spPr>
+                </pic:pic>
+              </a:graphicData>
+            </a:graphic>
+          </wp:inline>
+        </w:drawing>
+      </w:r>
+      <w:r>
+        <w:rPr>
+          <w:rFonts w:ascii="Times New Roman" w:hAnsi="Times New Roman" w:cs="Times New Roman"/>
+          <w:sz w:val="28"/>
+          <w:szCs w:val="28"/>
+        </w:rPr>
+        <w:t xml:space="preserve"> </w:t>
       </w:r>
     </w:p>
     <w:p>
@@ -1114,7 +1226,62 @@
           <w:sz w:val="28"/>
           <w:szCs w:val="28"/>
         </w:rPr>
-        <w:t>Intel Syst = (Environment,State,Representation,Knowledge,Learning,Decision,Action)</w:t>
+        <w:lastRenderedPageBreak/>
+        <w:t>Intel Syst = (</w:t>
+      </w:r>
+      <w:proofErr w:type="gramStart"/>
+      <w:r>
+        <w:rPr>
+          <w:rFonts w:ascii="Times New Roman" w:hAnsi="Times New Roman" w:cs="Times New Roman"/>
+          <w:sz w:val="28"/>
+          <w:szCs w:val="28"/>
+        </w:rPr>
+        <w:t>Environment,State</w:t>
+      </w:r>
+      <w:proofErr w:type="gramEnd"/>
+      <w:r>
+        <w:rPr>
+          <w:rFonts w:ascii="Times New Roman" w:hAnsi="Times New Roman" w:cs="Times New Roman"/>
+          <w:sz w:val="28"/>
+          <w:szCs w:val="28"/>
+        </w:rPr>
+        <w:t>,</w:t>
+      </w:r>
+      <w:proofErr w:type="gramStart"/>
+      <w:r>
+        <w:rPr>
+          <w:rFonts w:ascii="Times New Roman" w:hAnsi="Times New Roman" w:cs="Times New Roman"/>
+          <w:sz w:val="28"/>
+          <w:szCs w:val="28"/>
+        </w:rPr>
+        <w:t>Representation,Knowledge</w:t>
+      </w:r>
+      <w:proofErr w:type="gramEnd"/>
+      <w:r>
+        <w:rPr>
+          <w:rFonts w:ascii="Times New Roman" w:hAnsi="Times New Roman" w:cs="Times New Roman"/>
+          <w:sz w:val="28"/>
+          <w:szCs w:val="28"/>
+        </w:rPr>
+        <w:t>,</w:t>
+      </w:r>
+      <w:proofErr w:type="gramStart"/>
+      <w:r>
+        <w:rPr>
+          <w:rFonts w:ascii="Times New Roman" w:hAnsi="Times New Roman" w:cs="Times New Roman"/>
+          <w:sz w:val="28"/>
+          <w:szCs w:val="28"/>
+        </w:rPr>
+        <w:t>Learning,Decision</w:t>
+      </w:r>
+      <w:proofErr w:type="gramEnd"/>
+      <w:r>
+        <w:rPr>
+          <w:rFonts w:ascii="Times New Roman" w:hAnsi="Times New Roman" w:cs="Times New Roman"/>
+          <w:sz w:val="28"/>
+          <w:szCs w:val="28"/>
+        </w:rPr>
+        <w:t>,Action)</w:t>
       </w:r>
     </w:p>
     <w:p>
@@ -1148,7 +1315,7 @@
                     <pic:cNvPicPr/>
                   </pic:nvPicPr>
                   <pic:blipFill>
-                    <a:blip r:embed="rId11"/>
+                    <a:blip r:embed="rId13"/>
                     <a:stretch>
                       <a:fillRect/>
                     </a:stretch>
@@ -1183,7 +1350,6 @@
           <w:sz w:val="28"/>
           <w:szCs w:val="28"/>
         </w:rPr>
-        <w:lastRenderedPageBreak/>
         <w:t xml:space="preserve">- </w:t>
       </w:r>
       <w:r>
@@ -1260,7 +1426,7 @@
                     <pic:cNvPicPr/>
                   </pic:nvPicPr>
                   <pic:blipFill>
-                    <a:blip r:embed="rId12"/>
+                    <a:blip r:embed="rId14"/>
                     <a:stretch>
                       <a:fillRect/>
                     </a:stretch>
@@ -1295,7 +1461,16 @@
           <w:sz w:val="28"/>
           <w:szCs w:val="28"/>
         </w:rPr>
-        <w:t>Therefore, the development of an intelligent system is not limited to model training. It involves a complete process of understanding the problem, determining what information is available, selecting an appropriate representation, implementing a learning mechanism, conducting experiments, evaluating the results, deploying the resulting system, and iterating based on evidence.</w:t>
+        <w:t xml:space="preserve">Therefore, the development of an intelligent system is not limited to model training. It involves a complete process of understanding the problem, determining </w:t>
+      </w:r>
+      <w:r>
+        <w:rPr>
+          <w:rFonts w:ascii="Times New Roman" w:hAnsi="Times New Roman" w:cs="Times New Roman"/>
+          <w:sz w:val="28"/>
+          <w:szCs w:val="28"/>
+        </w:rPr>
+        <w:lastRenderedPageBreak/>
+        <w:t>what information is available, selecting an appropriate representation, implementing a learning mechanism, conducting experiments, evaluating the results, deploying the resulting system, and iterating based on evidence.</w:t>
       </w:r>
     </w:p>
     <w:p>
@@ -1342,185 +1517,282 @@
           <w:sz w:val="28"/>
           <w:szCs w:val="28"/>
         </w:rPr>
+        <w:t xml:space="preserve">- </w:t>
+      </w:r>
+      <w:r>
+        <w:rPr>
+          <w:rFonts w:ascii="Times New Roman" w:hAnsi="Times New Roman" w:cs="Times New Roman"/>
+          <w:sz w:val="28"/>
+          <w:szCs w:val="28"/>
+        </w:rPr>
+        <w:t>The problem is to predict whether a client will subscribe to a term deposit after being contacted during a bank marketing campaign.</w:t>
+      </w:r>
+    </w:p>
+    <w:p>
+      <w:pPr>
+        <w:rPr>
+          <w:rFonts w:ascii="Times New Roman" w:hAnsi="Times New Roman" w:cs="Times New Roman"/>
+          <w:sz w:val="28"/>
+          <w:szCs w:val="28"/>
+        </w:rPr>
+      </w:pPr>
+      <w:r>
+        <w:rPr>
+          <w:rFonts w:ascii="Times New Roman" w:hAnsi="Times New Roman" w:cs="Times New Roman"/>
+          <w:sz w:val="28"/>
+          <w:szCs w:val="28"/>
+        </w:rPr>
+        <w:t xml:space="preserve">- </w:t>
+      </w:r>
+      <w:r>
+        <w:rPr>
+          <w:rFonts w:ascii="Times New Roman" w:hAnsi="Times New Roman" w:cs="Times New Roman"/>
+          <w:sz w:val="28"/>
+          <w:szCs w:val="28"/>
+        </w:rPr>
+        <w:t>The formal problem statement is:</w:t>
+      </w:r>
+    </w:p>
+    <w:p>
+      <w:pPr>
+        <w:rPr>
+          <w:rFonts w:ascii="Times New Roman" w:hAnsi="Times New Roman" w:cs="Times New Roman"/>
+          <w:sz w:val="28"/>
+          <w:szCs w:val="28"/>
+        </w:rPr>
+      </w:pPr>
+      <w:r>
+        <w:rPr>
+          <w:rFonts w:ascii="Times New Roman" w:hAnsi="Times New Roman" w:cs="Times New Roman"/>
+          <w:sz w:val="28"/>
+          <w:szCs w:val="28"/>
+        </w:rPr>
+        <w:t>Given the selected feature vector of a previously unseen client, predict the target class of that client.</w:t>
+      </w:r>
+    </w:p>
+    <w:p>
+      <w:pPr>
+        <w:rPr>
+          <w:rFonts w:ascii="Times New Roman" w:hAnsi="Times New Roman" w:cs="Times New Roman"/>
+          <w:sz w:val="28"/>
+          <w:szCs w:val="28"/>
+        </w:rPr>
+      </w:pPr>
+      <w:r>
+        <w:rPr>
+          <w:rFonts w:ascii="Times New Roman" w:hAnsi="Times New Roman" w:cs="Times New Roman"/>
+          <w:sz w:val="28"/>
+          <w:szCs w:val="28"/>
+        </w:rPr>
+        <w:t xml:space="preserve">- </w:t>
+      </w:r>
+      <w:r>
+        <w:rPr>
+          <w:rFonts w:ascii="Times New Roman" w:hAnsi="Times New Roman" w:cs="Times New Roman"/>
+          <w:sz w:val="28"/>
+          <w:szCs w:val="28"/>
+        </w:rPr>
+        <w:t>This is a supervised binary classification problem.</w:t>
+      </w:r>
+    </w:p>
+    <w:p>
+      <w:pPr>
+        <w:rPr>
+          <w:rFonts w:ascii="Times New Roman" w:hAnsi="Times New Roman" w:cs="Times New Roman"/>
+          <w:sz w:val="28"/>
+          <w:szCs w:val="28"/>
+        </w:rPr>
+      </w:pPr>
+      <w:r>
+        <w:rPr>
+          <w:rFonts w:ascii="Times New Roman" w:hAnsi="Times New Roman" w:cs="Times New Roman"/>
+          <w:sz w:val="28"/>
+          <w:szCs w:val="28"/>
+        </w:rPr>
+        <w:t>For each observation, the system has an input representation x and a target y. The learning problem can be expressed as:</w:t>
+      </w:r>
+    </w:p>
+    <w:p>
+      <w:pPr>
+        <w:rPr>
+          <w:rFonts w:ascii="Times New Roman" w:hAnsi="Times New Roman" w:cs="Times New Roman"/>
+          <w:sz w:val="28"/>
+          <w:szCs w:val="28"/>
+        </w:rPr>
+      </w:pPr>
+      <w:r>
+        <w:rPr>
+          <w:rFonts w:ascii="Times New Roman" w:hAnsi="Times New Roman" w:cs="Times New Roman"/>
+          <w:sz w:val="28"/>
+          <w:szCs w:val="28"/>
+        </w:rPr>
+        <w:t xml:space="preserve">D = {(xi, </w:t>
+      </w:r>
+      <w:proofErr w:type="spellStart"/>
+      <w:r>
+        <w:rPr>
+          <w:rFonts w:ascii="Times New Roman" w:hAnsi="Times New Roman" w:cs="Times New Roman"/>
+          <w:sz w:val="28"/>
+          <w:szCs w:val="28"/>
+        </w:rPr>
+        <w:t>yi</w:t>
+      </w:r>
+      <w:proofErr w:type="spellEnd"/>
+      <w:r>
+        <w:rPr>
+          <w:rFonts w:ascii="Times New Roman" w:hAnsi="Times New Roman" w:cs="Times New Roman"/>
+          <w:sz w:val="28"/>
+          <w:szCs w:val="28"/>
+        </w:rPr>
+        <w:t>)}</w:t>
+      </w:r>
+    </w:p>
+    <w:p>
+      <w:pPr>
+        <w:rPr>
+          <w:rFonts w:ascii="Times New Roman" w:hAnsi="Times New Roman" w:cs="Times New Roman"/>
+          <w:sz w:val="28"/>
+          <w:szCs w:val="28"/>
+        </w:rPr>
+      </w:pPr>
+      <w:r>
+        <w:rPr>
+          <w:rFonts w:ascii="Times New Roman" w:hAnsi="Times New Roman" w:cs="Times New Roman"/>
+          <w:sz w:val="28"/>
+          <w:szCs w:val="28"/>
+        </w:rPr>
+        <w:t xml:space="preserve">where xi is the input feature representation and </w:t>
+      </w:r>
+      <w:proofErr w:type="spellStart"/>
+      <w:r>
+        <w:rPr>
+          <w:rFonts w:ascii="Times New Roman" w:hAnsi="Times New Roman" w:cs="Times New Roman"/>
+          <w:sz w:val="28"/>
+          <w:szCs w:val="28"/>
+        </w:rPr>
+        <w:t>yi</w:t>
+      </w:r>
+      <w:proofErr w:type="spellEnd"/>
+      <w:r>
+        <w:rPr>
+          <w:rFonts w:ascii="Times New Roman" w:hAnsi="Times New Roman" w:cs="Times New Roman"/>
+          <w:sz w:val="28"/>
+          <w:szCs w:val="28"/>
+        </w:rPr>
+        <w:t xml:space="preserve"> is the corresponding target.</w:t>
+      </w:r>
+    </w:p>
+    <w:p>
+      <w:pPr>
+        <w:rPr>
+          <w:rFonts w:ascii="Times New Roman" w:hAnsi="Times New Roman" w:cs="Times New Roman"/>
+          <w:sz w:val="28"/>
+          <w:szCs w:val="28"/>
+        </w:rPr>
+      </w:pPr>
+      <w:r>
+        <w:rPr>
+          <w:rFonts w:ascii="Times New Roman" w:hAnsi="Times New Roman" w:cs="Times New Roman"/>
+          <w:sz w:val="28"/>
+          <w:szCs w:val="28"/>
+        </w:rPr>
+        <w:t>The model learns a function:</w:t>
+      </w:r>
+    </w:p>
+    <w:p>
+      <w:pPr>
+        <w:rPr>
+          <w:rFonts w:ascii="Times New Roman" w:hAnsi="Times New Roman" w:cs="Times New Roman"/>
+          <w:sz w:val="28"/>
+          <w:szCs w:val="28"/>
+        </w:rPr>
+      </w:pPr>
+      <w:r>
+        <w:rPr>
+          <w:rFonts w:ascii="Times New Roman" w:hAnsi="Times New Roman" w:cs="Times New Roman"/>
+          <w:sz w:val="28"/>
+          <w:szCs w:val="28"/>
+        </w:rPr>
+        <w:t xml:space="preserve">ŷ = </w:t>
+      </w:r>
+      <w:proofErr w:type="spellStart"/>
+      <w:r>
+        <w:rPr>
+          <w:rFonts w:ascii="Times New Roman" w:hAnsi="Times New Roman" w:cs="Times New Roman"/>
+          <w:sz w:val="28"/>
+          <w:szCs w:val="28"/>
+        </w:rPr>
+        <w:t>fθx</w:t>
+      </w:r>
+      <w:proofErr w:type="spellEnd"/>
+    </w:p>
+    <w:p>
+      <w:pPr>
+        <w:rPr>
+          <w:rFonts w:ascii="Times New Roman" w:hAnsi="Times New Roman" w:cs="Times New Roman"/>
+          <w:sz w:val="28"/>
+          <w:szCs w:val="28"/>
+        </w:rPr>
+      </w:pPr>
+      <w:r>
+        <w:rPr>
+          <w:rFonts w:ascii="Times New Roman" w:hAnsi="Times New Roman" w:cs="Times New Roman"/>
+          <w:sz w:val="28"/>
+          <w:szCs w:val="28"/>
+        </w:rPr>
+        <w:t>where θ represents the learned parameters of the model and ŷ is the predicted class.</w:t>
+      </w:r>
+    </w:p>
+    <w:p>
+      <w:pPr>
+        <w:rPr>
+          <w:rFonts w:ascii="Times New Roman" w:hAnsi="Times New Roman" w:cs="Times New Roman"/>
+          <w:sz w:val="28"/>
+          <w:szCs w:val="28"/>
+        </w:rPr>
+      </w:pPr>
+      <w:r>
+        <w:rPr>
+          <w:rFonts w:ascii="Times New Roman" w:hAnsi="Times New Roman" w:cs="Times New Roman"/>
+          <w:sz w:val="28"/>
+          <w:szCs w:val="28"/>
+        </w:rPr>
         <w:lastRenderedPageBreak/>
-        <w:t xml:space="preserve">- </w:t>
-      </w:r>
-      <w:r>
-        <w:rPr>
-          <w:rFonts w:ascii="Times New Roman" w:hAnsi="Times New Roman" w:cs="Times New Roman"/>
-          <w:sz w:val="28"/>
-          <w:szCs w:val="28"/>
-        </w:rPr>
-        <w:t>The problem is to predict whether a client will subscribe to a term deposit after being contacted during a bank marketing campaign.</w:t>
-      </w:r>
-    </w:p>
-    <w:p>
-      <w:pPr>
-        <w:rPr>
-          <w:rFonts w:ascii="Times New Roman" w:hAnsi="Times New Roman" w:cs="Times New Roman"/>
-          <w:sz w:val="28"/>
-          <w:szCs w:val="28"/>
-        </w:rPr>
-      </w:pPr>
-      <w:r>
-        <w:rPr>
-          <w:rFonts w:ascii="Times New Roman" w:hAnsi="Times New Roman" w:cs="Times New Roman"/>
-          <w:sz w:val="28"/>
-          <w:szCs w:val="28"/>
-        </w:rPr>
-        <w:t xml:space="preserve">- </w:t>
-      </w:r>
-      <w:r>
-        <w:rPr>
-          <w:rFonts w:ascii="Times New Roman" w:hAnsi="Times New Roman" w:cs="Times New Roman"/>
-          <w:sz w:val="28"/>
-          <w:szCs w:val="28"/>
-        </w:rPr>
-        <w:t>The formal problem statement is:</w:t>
-      </w:r>
-    </w:p>
-    <w:p>
-      <w:pPr>
-        <w:rPr>
-          <w:rFonts w:ascii="Times New Roman" w:hAnsi="Times New Roman" w:cs="Times New Roman"/>
-          <w:sz w:val="28"/>
-          <w:szCs w:val="28"/>
-        </w:rPr>
-      </w:pPr>
-      <w:r>
-        <w:rPr>
-          <w:rFonts w:ascii="Times New Roman" w:hAnsi="Times New Roman" w:cs="Times New Roman"/>
-          <w:sz w:val="28"/>
-          <w:szCs w:val="28"/>
-        </w:rPr>
-        <w:t>Given the selected feature vector of a previously unseen client, predict the target class of that client.</w:t>
-      </w:r>
-    </w:p>
-    <w:p>
-      <w:pPr>
-        <w:rPr>
-          <w:rFonts w:ascii="Times New Roman" w:hAnsi="Times New Roman" w:cs="Times New Roman"/>
-          <w:sz w:val="28"/>
-          <w:szCs w:val="28"/>
-        </w:rPr>
-      </w:pPr>
-      <w:r>
-        <w:rPr>
-          <w:rFonts w:ascii="Times New Roman" w:hAnsi="Times New Roman" w:cs="Times New Roman"/>
-          <w:sz w:val="28"/>
-          <w:szCs w:val="28"/>
-        </w:rPr>
-        <w:t xml:space="preserve">- </w:t>
-      </w:r>
-      <w:r>
-        <w:rPr>
-          <w:rFonts w:ascii="Times New Roman" w:hAnsi="Times New Roman" w:cs="Times New Roman"/>
-          <w:sz w:val="28"/>
-          <w:szCs w:val="28"/>
-        </w:rPr>
-        <w:t>This is a supervised binary classification problem.</w:t>
-      </w:r>
-    </w:p>
-    <w:p>
-      <w:pPr>
-        <w:rPr>
-          <w:rFonts w:ascii="Times New Roman" w:hAnsi="Times New Roman" w:cs="Times New Roman"/>
-          <w:sz w:val="28"/>
-          <w:szCs w:val="28"/>
-        </w:rPr>
-      </w:pPr>
-      <w:r>
-        <w:rPr>
-          <w:rFonts w:ascii="Times New Roman" w:hAnsi="Times New Roman" w:cs="Times New Roman"/>
-          <w:sz w:val="28"/>
-          <w:szCs w:val="28"/>
-        </w:rPr>
-        <w:t>For each observation, the system has an input representation x and a target y. The learning problem can be expressed as:</w:t>
-      </w:r>
-    </w:p>
-    <w:p>
-      <w:pPr>
-        <w:rPr>
-          <w:rFonts w:ascii="Times New Roman" w:hAnsi="Times New Roman" w:cs="Times New Roman"/>
-          <w:sz w:val="28"/>
-          <w:szCs w:val="28"/>
-        </w:rPr>
-      </w:pPr>
-      <w:r>
-        <w:rPr>
-          <w:rFonts w:ascii="Times New Roman" w:hAnsi="Times New Roman" w:cs="Times New Roman"/>
-          <w:sz w:val="28"/>
-          <w:szCs w:val="28"/>
-        </w:rPr>
-        <w:t>D = {(xi, yi)}</w:t>
-      </w:r>
-    </w:p>
-    <w:p>
-      <w:pPr>
-        <w:rPr>
-          <w:rFonts w:ascii="Times New Roman" w:hAnsi="Times New Roman" w:cs="Times New Roman"/>
-          <w:sz w:val="28"/>
-          <w:szCs w:val="28"/>
-        </w:rPr>
-      </w:pPr>
-      <w:r>
-        <w:rPr>
-          <w:rFonts w:ascii="Times New Roman" w:hAnsi="Times New Roman" w:cs="Times New Roman"/>
-          <w:sz w:val="28"/>
-          <w:szCs w:val="28"/>
-        </w:rPr>
-        <w:t>where xi is the input feature representation and yi is the corresponding target.</w:t>
-      </w:r>
-    </w:p>
-    <w:p>
-      <w:pPr>
-        <w:rPr>
-          <w:rFonts w:ascii="Times New Roman" w:hAnsi="Times New Roman" w:cs="Times New Roman"/>
-          <w:sz w:val="28"/>
-          <w:szCs w:val="28"/>
-        </w:rPr>
-      </w:pPr>
-      <w:r>
-        <w:rPr>
-          <w:rFonts w:ascii="Times New Roman" w:hAnsi="Times New Roman" w:cs="Times New Roman"/>
-          <w:sz w:val="28"/>
-          <w:szCs w:val="28"/>
-        </w:rPr>
-        <w:t>The model learns a function:</w:t>
-      </w:r>
-    </w:p>
-    <w:p>
-      <w:pPr>
-        <w:rPr>
-          <w:rFonts w:ascii="Times New Roman" w:hAnsi="Times New Roman" w:cs="Times New Roman"/>
-          <w:sz w:val="28"/>
-          <w:szCs w:val="28"/>
-        </w:rPr>
-      </w:pPr>
-      <w:r>
-        <w:rPr>
-          <w:rFonts w:ascii="Times New Roman" w:hAnsi="Times New Roman" w:cs="Times New Roman"/>
-          <w:sz w:val="28"/>
-          <w:szCs w:val="28"/>
-        </w:rPr>
-        <w:t>ŷ = fθx</w:t>
-      </w:r>
-    </w:p>
-    <w:p>
-      <w:pPr>
-        <w:rPr>
-          <w:rFonts w:ascii="Times New Roman" w:hAnsi="Times New Roman" w:cs="Times New Roman"/>
-          <w:sz w:val="28"/>
-          <w:szCs w:val="28"/>
-        </w:rPr>
-      </w:pPr>
-      <w:r>
-        <w:rPr>
-          <w:rFonts w:ascii="Times New Roman" w:hAnsi="Times New Roman" w:cs="Times New Roman"/>
-          <w:sz w:val="28"/>
-          <w:szCs w:val="28"/>
-        </w:rPr>
-        <w:t>where θ represents the learned parameters of the model and ŷ is the predicted class.</w:t>
+        <w:drawing>
+          <wp:inline distT="0" distB="0" distL="0" distR="0" wp14:anchorId="64950CDD" wp14:editId="05796187">
+            <wp:extent cx="4032385" cy="2657475"/>
+            <wp:effectExtent l="0" t="0" r="6350" b="0"/>
+            <wp:docPr id="1748839598" name="Picture 1"/>
+            <wp:cNvGraphicFramePr>
+              <a:graphicFrameLocks xmlns:a="http://schemas.openxmlformats.org/drawingml/2006/main" noChangeAspect="1"/>
+            </wp:cNvGraphicFramePr>
+            <a:graphic xmlns:a="http://schemas.openxmlformats.org/drawingml/2006/main">
+              <a:graphicData uri="http://schemas.openxmlformats.org/drawingml/2006/picture">
+                <pic:pic xmlns:pic="http://schemas.openxmlformats.org/drawingml/2006/picture">
+                  <pic:nvPicPr>
+                    <pic:cNvPr id="1748839598" name=""/>
+                    <pic:cNvPicPr/>
+                  </pic:nvPicPr>
+                  <pic:blipFill>
+                    <a:blip r:embed="rId15"/>
+                    <a:stretch>
+                      <a:fillRect/>
+                    </a:stretch>
+                  </pic:blipFill>
+                  <pic:spPr>
+                    <a:xfrm>
+                      <a:off x="0" y="0"/>
+                      <a:ext cx="4035042" cy="2659226"/>
+                    </a:xfrm>
+                    <a:prstGeom prst="rect">
+                      <a:avLst/>
+                    </a:prstGeom>
+                  </pic:spPr>
+                </pic:pic>
+              </a:graphicData>
+            </a:graphic>
+          </wp:inline>
+        </w:drawing>
       </w:r>
     </w:p>
     <w:p>
@@ -1538,6 +1810,14 @@
           <w:szCs w:val="28"/>
         </w:rPr>
         <w:t>For this project:</w:t>
+      </w:r>
+      <w:r>
+        <w:rPr>
+          <w:rFonts w:ascii="Times New Roman" w:hAnsi="Times New Roman" w:cs="Times New Roman"/>
+          <w:sz w:val="28"/>
+          <w:szCs w:val="28"/>
+        </w:rPr>
+        <w:t xml:space="preserve"> y = </w:t>
       </w:r>
     </w:p>
     <w:p>
@@ -1685,10 +1965,9 @@
           <w:sz w:val="28"/>
           <w:szCs w:val="28"/>
         </w:rPr>
-        <w:lastRenderedPageBreak/>
         <w:t xml:space="preserve">Here is its source: </w:t>
       </w:r>
-      <w:hyperlink r:id="rId13" w:history="1">
+      <w:hyperlink r:id="rId16" w:history="1">
         <w:r>
           <w:rPr>
             <w:rStyle w:val="Hyperlink"/>
@@ -1748,6 +2027,7 @@
           <w:sz w:val="28"/>
           <w:szCs w:val="28"/>
         </w:rPr>
+        <w:lastRenderedPageBreak/>
         <w:t xml:space="preserve">- </w:t>
       </w:r>
       <w:r>
@@ -1757,6 +2037,57 @@
           <w:szCs w:val="28"/>
         </w:rPr>
         <w:t>The dataset contains 41,188 observations and a combination of numerical and categorical variables.</w:t>
+      </w:r>
+    </w:p>
+    <w:p>
+      <w:pPr>
+        <w:rPr>
+          <w:rFonts w:ascii="Times New Roman" w:hAnsi="Times New Roman" w:cs="Times New Roman"/>
+          <w:sz w:val="28"/>
+          <w:szCs w:val="28"/>
+        </w:rPr>
+      </w:pPr>
+      <w:r>
+        <w:rPr>
+          <w:rFonts w:ascii="Times New Roman" w:hAnsi="Times New Roman" w:cs="Times New Roman"/>
+          <w:sz w:val="28"/>
+          <w:szCs w:val="28"/>
+        </w:rPr>
+        <w:drawing>
+          <wp:inline distT="0" distB="0" distL="0" distR="0" wp14:anchorId="3692A541" wp14:editId="56C53492">
+            <wp:extent cx="2615204" cy="438150"/>
+            <wp:effectExtent l="0" t="0" r="0" b="0"/>
+            <wp:docPr id="1727458581" name="Picture 1"/>
+            <wp:cNvGraphicFramePr>
+              <a:graphicFrameLocks xmlns:a="http://schemas.openxmlformats.org/drawingml/2006/main" noChangeAspect="1"/>
+            </wp:cNvGraphicFramePr>
+            <a:graphic xmlns:a="http://schemas.openxmlformats.org/drawingml/2006/main">
+              <a:graphicData uri="http://schemas.openxmlformats.org/drawingml/2006/picture">
+                <pic:pic xmlns:pic="http://schemas.openxmlformats.org/drawingml/2006/picture">
+                  <pic:nvPicPr>
+                    <pic:cNvPr id="1727458581" name=""/>
+                    <pic:cNvPicPr/>
+                  </pic:nvPicPr>
+                  <pic:blipFill>
+                    <a:blip r:embed="rId17"/>
+                    <a:stretch>
+                      <a:fillRect/>
+                    </a:stretch>
+                  </pic:blipFill>
+                  <pic:spPr>
+                    <a:xfrm>
+                      <a:off x="0" y="0"/>
+                      <a:ext cx="2625725" cy="439913"/>
+                    </a:xfrm>
+                    <a:prstGeom prst="rect">
+                      <a:avLst/>
+                    </a:prstGeom>
+                  </pic:spPr>
+                </pic:pic>
+              </a:graphicData>
+            </a:graphic>
+          </wp:inline>
+        </w:drawing>
       </w:r>
     </w:p>
     <w:p>
@@ -1807,7 +2138,7 @@
                     <pic:cNvPicPr/>
                   </pic:nvPicPr>
                   <pic:blipFill>
-                    <a:blip r:embed="rId14"/>
+                    <a:blip r:embed="rId18"/>
                     <a:stretch>
                       <a:fillRect/>
                     </a:stretch>
@@ -1842,8 +2173,16 @@
           <w:sz w:val="28"/>
           <w:szCs w:val="28"/>
         </w:rPr>
+        <w:t xml:space="preserve">The dataset is appropriate for this assignment because it represents a real-world problem, contains identifiable observations and a clearly defined target, provides </w:t>
+      </w:r>
+      <w:r>
+        <w:rPr>
+          <w:rFonts w:ascii="Times New Roman" w:hAnsi="Times New Roman" w:cs="Times New Roman"/>
+          <w:sz w:val="28"/>
+          <w:szCs w:val="28"/>
+        </w:rPr>
         <w:lastRenderedPageBreak/>
-        <w:t>The dataset is appropriate for this assignment because it represents a real-world problem, contains identifiable observations and a clearly defined target, provides both numerical and categorical features, and is suitable for traditional machine learning.</w:t>
+        <w:t>both numerical and categorical features, and is suitable for traditional machine learning.</w:t>
       </w:r>
     </w:p>
     <w:p>
@@ -2015,7 +2354,7 @@
                     <pic:cNvPicPr/>
                   </pic:nvPicPr>
                   <pic:blipFill>
-                    <a:blip r:embed="rId15"/>
+                    <a:blip r:embed="rId19"/>
                     <a:stretch>
                       <a:fillRect/>
                     </a:stretch>
@@ -2092,24 +2431,32 @@
           <w:sz w:val="28"/>
           <w:szCs w:val="28"/>
         </w:rPr>
+        <w:t xml:space="preserve">=&gt; </w:t>
+      </w:r>
+      <w:r>
+        <w:rPr>
+          <w:rFonts w:ascii="Times New Roman" w:hAnsi="Times New Roman" w:cs="Times New Roman"/>
+          <w:sz w:val="28"/>
+          <w:szCs w:val="28"/>
+        </w:rPr>
+        <w:t>Numerical features are standardized. Categorical features are converted using one-hot encoding.</w:t>
+      </w:r>
+    </w:p>
+    <w:p>
+      <w:pPr>
+        <w:rPr>
+          <w:rFonts w:ascii="Times New Roman" w:hAnsi="Times New Roman" w:cs="Times New Roman"/>
+          <w:sz w:val="28"/>
+          <w:szCs w:val="28"/>
+        </w:rPr>
+      </w:pPr>
+      <w:r>
+        <w:rPr>
+          <w:rFonts w:ascii="Times New Roman" w:hAnsi="Times New Roman" w:cs="Times New Roman"/>
+          <w:sz w:val="28"/>
+          <w:szCs w:val="28"/>
+        </w:rPr>
         <w:lastRenderedPageBreak/>
-        <w:t>Numerical features are standardized. Categorical features are converted using one-hot encoding.</w:t>
-      </w:r>
-    </w:p>
-    <w:p>
-      <w:pPr>
-        <w:rPr>
-          <w:rFonts w:ascii="Times New Roman" w:hAnsi="Times New Roman" w:cs="Times New Roman"/>
-          <w:sz w:val="28"/>
-          <w:szCs w:val="28"/>
-        </w:rPr>
-      </w:pPr>
-      <w:r>
-        <w:rPr>
-          <w:rFonts w:ascii="Times New Roman" w:hAnsi="Times New Roman" w:cs="Times New Roman"/>
-          <w:sz w:val="28"/>
-          <w:szCs w:val="28"/>
-        </w:rPr>
         <w:t>This means that a categorical variable such as job is not passed to the model as a text value. Instead, its categories are transformed into numerical indicator features.</w:t>
       </w:r>
     </w:p>
@@ -2128,6 +2475,57 @@
           <w:szCs w:val="28"/>
         </w:rPr>
         <w:t>Therefore, the representation used by the model is different from the original raw record.</w:t>
+      </w:r>
+    </w:p>
+    <w:p>
+      <w:pPr>
+        <w:rPr>
+          <w:rFonts w:ascii="Times New Roman" w:hAnsi="Times New Roman" w:cs="Times New Roman"/>
+          <w:sz w:val="28"/>
+          <w:szCs w:val="28"/>
+        </w:rPr>
+      </w:pPr>
+      <w:r>
+        <w:rPr>
+          <w:rFonts w:ascii="Times New Roman" w:hAnsi="Times New Roman" w:cs="Times New Roman"/>
+          <w:sz w:val="28"/>
+          <w:szCs w:val="28"/>
+        </w:rPr>
+        <w:drawing>
+          <wp:inline distT="0" distB="0" distL="0" distR="0" wp14:anchorId="1EC3D274" wp14:editId="498A22F2">
+            <wp:extent cx="3611461" cy="1200150"/>
+            <wp:effectExtent l="0" t="0" r="8255" b="0"/>
+            <wp:docPr id="504182398" name="Picture 1"/>
+            <wp:cNvGraphicFramePr>
+              <a:graphicFrameLocks xmlns:a="http://schemas.openxmlformats.org/drawingml/2006/main" noChangeAspect="1"/>
+            </wp:cNvGraphicFramePr>
+            <a:graphic xmlns:a="http://schemas.openxmlformats.org/drawingml/2006/main">
+              <a:graphicData uri="http://schemas.openxmlformats.org/drawingml/2006/picture">
+                <pic:pic xmlns:pic="http://schemas.openxmlformats.org/drawingml/2006/picture">
+                  <pic:nvPicPr>
+                    <pic:cNvPr id="504182398" name=""/>
+                    <pic:cNvPicPr/>
+                  </pic:nvPicPr>
+                  <pic:blipFill>
+                    <a:blip r:embed="rId20"/>
+                    <a:stretch>
+                      <a:fillRect/>
+                    </a:stretch>
+                  </pic:blipFill>
+                  <pic:spPr>
+                    <a:xfrm>
+                      <a:off x="0" y="0"/>
+                      <a:ext cx="3621815" cy="1203591"/>
+                    </a:xfrm>
+                    <a:prstGeom prst="rect">
+                      <a:avLst/>
+                    </a:prstGeom>
+                  </pic:spPr>
+                </pic:pic>
+              </a:graphicData>
+            </a:graphic>
+          </wp:inline>
+        </w:drawing>
       </w:r>
     </w:p>
     <w:p>
@@ -2161,7 +2559,7 @@
                     <pic:cNvPicPr/>
                   </pic:nvPicPr>
                   <pic:blipFill>
-                    <a:blip r:embed="rId16"/>
+                    <a:blip r:embed="rId21"/>
                     <a:stretch>
                       <a:fillRect/>
                     </a:stretch>
@@ -2196,6 +2594,7 @@
           <w:sz w:val="28"/>
           <w:szCs w:val="28"/>
         </w:rPr>
+        <w:lastRenderedPageBreak/>
         <w:t>The choice of representation is important because it determines what information is available to the learner.</w:t>
       </w:r>
     </w:p>
@@ -2213,7 +2612,6 @@
           <w:sz w:val="28"/>
           <w:szCs w:val="28"/>
         </w:rPr>
-        <w:lastRenderedPageBreak/>
         <w:t>This idea is also examined experimentally later in the project by comparing scaled and unscaled numerical representations for KNN.</w:t>
       </w:r>
     </w:p>
@@ -2510,7 +2908,7 @@
                     <pic:cNvPicPr/>
                   </pic:nvPicPr>
                   <pic:blipFill>
-                    <a:blip r:embed="rId17"/>
+                    <a:blip r:embed="rId22"/>
                     <a:stretch>
                       <a:fillRect/>
                     </a:stretch>
@@ -2579,6 +2977,7 @@
           <w:sz w:val="28"/>
           <w:szCs w:val="28"/>
         </w:rPr>
+        <w:lastRenderedPageBreak/>
         <w:t>In this project, the model receives the preprocessed feature vector containing standardized numerical features and one-hot encoded categorical features.</w:t>
       </w:r>
     </w:p>
@@ -2596,7 +2995,6 @@
           <w:sz w:val="28"/>
           <w:szCs w:val="28"/>
         </w:rPr>
-        <w:lastRenderedPageBreak/>
         <w:t>The learned parameters are the feature weights and the intercept.</w:t>
       </w:r>
     </w:p>
@@ -2631,7 +3029,7 @@
                     <pic:cNvPicPr/>
                   </pic:nvPicPr>
                   <pic:blipFill>
-                    <a:blip r:embed="rId18"/>
+                    <a:blip r:embed="rId23"/>
                     <a:stretch>
                       <a:fillRect/>
                     </a:stretch>
@@ -2802,7 +3200,7 @@
                     <pic:cNvPicPr/>
                   </pic:nvPicPr>
                   <pic:blipFill>
-                    <a:blip r:embed="rId19"/>
+                    <a:blip r:embed="rId24"/>
                     <a:stretch>
                       <a:fillRect/>
                     </a:stretch>
@@ -2854,6 +3252,7 @@
           <w:sz w:val="28"/>
           <w:szCs w:val="28"/>
         </w:rPr>
+        <w:lastRenderedPageBreak/>
         <w:t>Because KNN depends on distance, feature scale is important. This is why numerical features are standardized in the main representation.</w:t>
       </w:r>
     </w:p>
@@ -2871,7 +3270,6 @@
           <w:sz w:val="28"/>
           <w:szCs w:val="28"/>
         </w:rPr>
-        <w:lastRenderedPageBreak/>
         <w:t>The main hyperparameter investigated in this project is k.</w:t>
       </w:r>
     </w:p>
@@ -2906,7 +3304,7 @@
                     <pic:cNvPicPr/>
                   </pic:nvPicPr>
                   <pic:blipFill>
-                    <a:blip r:embed="rId20"/>
+                    <a:blip r:embed="rId25"/>
                     <a:stretch>
                       <a:fillRect/>
                     </a:stretch>
@@ -3058,7 +3456,7 @@
                     <pic:cNvPicPr/>
                   </pic:nvPicPr>
                   <pic:blipFill>
-                    <a:blip r:embed="rId21"/>
+                    <a:blip r:embed="rId26"/>
                     <a:stretch>
                       <a:fillRect/>
                     </a:stretch>
@@ -3261,7 +3659,7 @@
                     <pic:cNvPicPr/>
                   </pic:nvPicPr>
                   <pic:blipFill>
-                    <a:blip r:embed="rId22"/>
+                    <a:blip r:embed="rId27"/>
                     <a:stretch>
                       <a:fillRect/>
                     </a:stretch>
@@ -3313,7 +3711,7 @@
                     <pic:cNvPicPr/>
                   </pic:nvPicPr>
                   <pic:blipFill>
-                    <a:blip r:embed="rId23"/>
+                    <a:blip r:embed="rId28"/>
                     <a:stretch>
                       <a:fillRect/>
                     </a:stretch>
@@ -3619,6 +4017,48 @@
           <w:szCs w:val="28"/>
         </w:rPr>
       </w:pPr>
+      <w:r>
+        <w:rPr>
+          <w:rFonts w:ascii="Times New Roman" w:hAnsi="Times New Roman" w:cs="Times New Roman"/>
+          <w:sz w:val="28"/>
+          <w:szCs w:val="28"/>
+        </w:rPr>
+        <w:drawing>
+          <wp:inline distT="0" distB="0" distL="0" distR="0" wp14:anchorId="15B49F59" wp14:editId="7B904880">
+            <wp:extent cx="3390900" cy="3598293"/>
+            <wp:effectExtent l="0" t="0" r="0" b="2540"/>
+            <wp:docPr id="1466914403" name="Picture 1"/>
+            <wp:cNvGraphicFramePr>
+              <a:graphicFrameLocks xmlns:a="http://schemas.openxmlformats.org/drawingml/2006/main" noChangeAspect="1"/>
+            </wp:cNvGraphicFramePr>
+            <a:graphic xmlns:a="http://schemas.openxmlformats.org/drawingml/2006/main">
+              <a:graphicData uri="http://schemas.openxmlformats.org/drawingml/2006/picture">
+                <pic:pic xmlns:pic="http://schemas.openxmlformats.org/drawingml/2006/picture">
+                  <pic:nvPicPr>
+                    <pic:cNvPr id="1466914403" name=""/>
+                    <pic:cNvPicPr/>
+                  </pic:nvPicPr>
+                  <pic:blipFill>
+                    <a:blip r:embed="rId29"/>
+                    <a:stretch>
+                      <a:fillRect/>
+                    </a:stretch>
+                  </pic:blipFill>
+                  <pic:spPr>
+                    <a:xfrm>
+                      <a:off x="0" y="0"/>
+                      <a:ext cx="3392788" cy="3600296"/>
+                    </a:xfrm>
+                    <a:prstGeom prst="rect">
+                      <a:avLst/>
+                    </a:prstGeom>
+                  </pic:spPr>
+                </pic:pic>
+              </a:graphicData>
+            </a:graphic>
+          </wp:inline>
+        </w:drawing>
+      </w:r>
     </w:p>
     <w:p>
       <w:pPr>
@@ -3652,6 +4092,7 @@
           <w:sz w:val="28"/>
           <w:szCs w:val="28"/>
         </w:rPr>
+        <w:lastRenderedPageBreak/>
         <w:drawing>
           <wp:inline distT="0" distB="0" distL="0" distR="0" wp14:anchorId="5AACE5F3" wp14:editId="078E782D">
             <wp:extent cx="4376234" cy="1743075"/>
@@ -3668,7 +4109,7 @@
                     <pic:cNvPicPr/>
                   </pic:nvPicPr>
                   <pic:blipFill>
-                    <a:blip r:embed="rId24"/>
+                    <a:blip r:embed="rId30"/>
                     <a:stretch>
                       <a:fillRect/>
                     </a:stretch>
@@ -3858,76 +4299,118 @@
           <w:sz w:val="28"/>
           <w:szCs w:val="28"/>
         </w:rPr>
+        <w:t>The second experiment investigates the KNN hyperparameter k.</w:t>
+      </w:r>
+    </w:p>
+    <w:p>
+      <w:pPr>
+        <w:rPr>
+          <w:rFonts w:ascii="Times New Roman" w:hAnsi="Times New Roman" w:cs="Times New Roman"/>
+          <w:sz w:val="28"/>
+          <w:szCs w:val="28"/>
+        </w:rPr>
+      </w:pPr>
+      <w:r>
+        <w:rPr>
+          <w:rFonts w:ascii="Times New Roman" w:hAnsi="Times New Roman" w:cs="Times New Roman"/>
+          <w:sz w:val="28"/>
+          <w:szCs w:val="28"/>
+        </w:rPr>
+        <w:t>The experimental question is:</w:t>
+      </w:r>
+    </w:p>
+    <w:p>
+      <w:pPr>
+        <w:rPr>
+          <w:rFonts w:ascii="Times New Roman" w:hAnsi="Times New Roman" w:cs="Times New Roman"/>
+          <w:sz w:val="28"/>
+          <w:szCs w:val="28"/>
+        </w:rPr>
+      </w:pPr>
+      <w:r>
+        <w:rPr>
+          <w:rFonts w:ascii="Times New Roman" w:hAnsi="Times New Roman" w:cs="Times New Roman"/>
+          <w:sz w:val="28"/>
+          <w:szCs w:val="28"/>
+        </w:rPr>
+        <w:t xml:space="preserve">+ </w:t>
+      </w:r>
+      <w:r>
+        <w:rPr>
+          <w:rFonts w:ascii="Times New Roman" w:hAnsi="Times New Roman" w:cs="Times New Roman"/>
+          <w:sz w:val="28"/>
+          <w:szCs w:val="28"/>
+        </w:rPr>
+        <w:t>How does the KNN hyperparameter k affect</w:t>
+      </w:r>
+      <w:r>
+        <w:rPr>
+          <w:rFonts w:ascii="Times New Roman" w:hAnsi="Times New Roman" w:cs="Times New Roman"/>
+          <w:sz w:val="28"/>
+          <w:szCs w:val="28"/>
+        </w:rPr>
+        <w:t xml:space="preserve"> </w:t>
+      </w:r>
+      <w:r>
+        <w:rPr>
+          <w:rFonts w:ascii="Times New Roman" w:hAnsi="Times New Roman" w:cs="Times New Roman"/>
+          <w:sz w:val="28"/>
+          <w:szCs w:val="28"/>
+        </w:rPr>
+        <w:t>classification performance?</w:t>
+      </w:r>
+    </w:p>
+    <w:p>
+      <w:pPr>
+        <w:rPr>
+          <w:rFonts w:ascii="Times New Roman" w:hAnsi="Times New Roman" w:cs="Times New Roman"/>
+          <w:sz w:val="28"/>
+          <w:szCs w:val="28"/>
+        </w:rPr>
+      </w:pPr>
+      <w:r>
+        <w:rPr>
+          <w:rFonts w:ascii="Times New Roman" w:hAnsi="Times New Roman" w:cs="Times New Roman"/>
+          <w:sz w:val="28"/>
+          <w:szCs w:val="28"/>
+        </w:rPr>
         <w:lastRenderedPageBreak/>
-        <w:t>The second experiment investigates the KNN hyperparameter k.</w:t>
-      </w:r>
-    </w:p>
-    <w:p>
-      <w:pPr>
-        <w:rPr>
-          <w:rFonts w:ascii="Times New Roman" w:hAnsi="Times New Roman" w:cs="Times New Roman"/>
-          <w:sz w:val="28"/>
-          <w:szCs w:val="28"/>
-        </w:rPr>
-      </w:pPr>
-      <w:r>
-        <w:rPr>
-          <w:rFonts w:ascii="Times New Roman" w:hAnsi="Times New Roman" w:cs="Times New Roman"/>
-          <w:sz w:val="28"/>
-          <w:szCs w:val="28"/>
-        </w:rPr>
-        <w:t>The experimental question is:</w:t>
-      </w:r>
-    </w:p>
-    <w:p>
-      <w:pPr>
-        <w:rPr>
-          <w:rFonts w:ascii="Times New Roman" w:hAnsi="Times New Roman" w:cs="Times New Roman"/>
-          <w:sz w:val="28"/>
-          <w:szCs w:val="28"/>
-        </w:rPr>
-      </w:pPr>
-      <w:r>
-        <w:rPr>
-          <w:rFonts w:ascii="Times New Roman" w:hAnsi="Times New Roman" w:cs="Times New Roman"/>
-          <w:sz w:val="28"/>
-          <w:szCs w:val="28"/>
-        </w:rPr>
-        <w:t xml:space="preserve">+ </w:t>
-      </w:r>
-      <w:r>
-        <w:rPr>
-          <w:rFonts w:ascii="Times New Roman" w:hAnsi="Times New Roman" w:cs="Times New Roman"/>
-          <w:sz w:val="28"/>
-          <w:szCs w:val="28"/>
-        </w:rPr>
-        <w:t>How does the KNN hyperparameter k affect</w:t>
-      </w:r>
-      <w:r>
-        <w:rPr>
-          <w:rFonts w:ascii="Times New Roman" w:hAnsi="Times New Roman" w:cs="Times New Roman"/>
-          <w:sz w:val="28"/>
-          <w:szCs w:val="28"/>
-        </w:rPr>
-        <w:t xml:space="preserve"> </w:t>
-      </w:r>
-      <w:r>
-        <w:rPr>
-          <w:rFonts w:ascii="Times New Roman" w:hAnsi="Times New Roman" w:cs="Times New Roman"/>
-          <w:sz w:val="28"/>
-          <w:szCs w:val="28"/>
-        </w:rPr>
-        <w:t>classification performance?</w:t>
-      </w:r>
-    </w:p>
-    <w:p>
-      <w:pPr>
-        <w:rPr>
-          <w:rFonts w:ascii="Times New Roman" w:hAnsi="Times New Roman" w:cs="Times New Roman"/>
-          <w:sz w:val="28"/>
-          <w:szCs w:val="28"/>
-        </w:rPr>
-      </w:pPr>
+        <w:drawing>
+          <wp:inline distT="0" distB="0" distL="0" distR="0" wp14:anchorId="139801AB" wp14:editId="766C34E7">
+            <wp:extent cx="3419475" cy="5144995"/>
+            <wp:effectExtent l="0" t="0" r="0" b="0"/>
+            <wp:docPr id="240180263" name="Picture 1"/>
+            <wp:cNvGraphicFramePr>
+              <a:graphicFrameLocks xmlns:a="http://schemas.openxmlformats.org/drawingml/2006/main" noChangeAspect="1"/>
+            </wp:cNvGraphicFramePr>
+            <a:graphic xmlns:a="http://schemas.openxmlformats.org/drawingml/2006/main">
+              <a:graphicData uri="http://schemas.openxmlformats.org/drawingml/2006/picture">
+                <pic:pic xmlns:pic="http://schemas.openxmlformats.org/drawingml/2006/picture">
+                  <pic:nvPicPr>
+                    <pic:cNvPr id="240180263" name=""/>
+                    <pic:cNvPicPr/>
+                  </pic:nvPicPr>
+                  <pic:blipFill>
+                    <a:blip r:embed="rId31"/>
+                    <a:stretch>
+                      <a:fillRect/>
+                    </a:stretch>
+                  </pic:blipFill>
+                  <pic:spPr>
+                    <a:xfrm>
+                      <a:off x="0" y="0"/>
+                      <a:ext cx="3422697" cy="5149842"/>
+                    </a:xfrm>
+                    <a:prstGeom prst="rect">
+                      <a:avLst/>
+                    </a:prstGeom>
+                  </pic:spPr>
+                </pic:pic>
+              </a:graphicData>
+            </a:graphic>
+          </wp:inline>
+        </w:drawing>
+      </w:r>
     </w:p>
     <w:p>
       <w:pPr>
@@ -3978,6 +4461,7 @@
           <w:sz w:val="28"/>
           <w:szCs w:val="28"/>
         </w:rPr>
+        <w:lastRenderedPageBreak/>
         <w:drawing>
           <wp:inline distT="0" distB="0" distL="0" distR="0" wp14:anchorId="1A60736D" wp14:editId="2B2B9875">
             <wp:extent cx="2724150" cy="2756840"/>
@@ -3994,7 +4478,7 @@
                     <pic:cNvPicPr/>
                   </pic:nvPicPr>
                   <pic:blipFill>
-                    <a:blip r:embed="rId25"/>
+                    <a:blip r:embed="rId32"/>
                     <a:stretch>
                       <a:fillRect/>
                     </a:stretch>
@@ -4046,7 +4530,7 @@
                     <pic:cNvPicPr/>
                   </pic:nvPicPr>
                   <pic:blipFill>
-                    <a:blip r:embed="rId26"/>
+                    <a:blip r:embed="rId33"/>
                     <a:stretch>
                       <a:fillRect/>
                     </a:stretch>
@@ -4081,7 +4565,6 @@
           <w:sz w:val="28"/>
           <w:szCs w:val="28"/>
         </w:rPr>
-        <w:lastRenderedPageBreak/>
         <w:br/>
       </w:r>
     </w:p>
@@ -4190,6 +4673,7 @@
           <w:sz w:val="28"/>
           <w:szCs w:val="28"/>
         </w:rPr>
+        <w:lastRenderedPageBreak/>
         <w:t xml:space="preserve">+ </w:t>
       </w:r>
       <w:r>
@@ -4241,6 +4725,151 @@
           <w:szCs w:val="28"/>
         </w:rPr>
       </w:pPr>
+    </w:p>
+    <w:p>
+      <w:pPr>
+        <w:rPr>
+          <w:rFonts w:ascii="Times New Roman" w:hAnsi="Times New Roman" w:cs="Times New Roman"/>
+          <w:sz w:val="28"/>
+          <w:szCs w:val="28"/>
+        </w:rPr>
+      </w:pPr>
+      <w:r>
+        <w:rPr>
+          <w:rFonts w:ascii="Times New Roman" w:hAnsi="Times New Roman" w:cs="Times New Roman"/>
+          <w:sz w:val="28"/>
+          <w:szCs w:val="28"/>
+        </w:rPr>
+        <w:drawing>
+          <wp:inline distT="0" distB="0" distL="0" distR="0" wp14:anchorId="701032CE" wp14:editId="3879F88E">
+            <wp:extent cx="2534004" cy="3458058"/>
+            <wp:effectExtent l="0" t="0" r="0" b="9525"/>
+            <wp:docPr id="2019318428" name="Picture 1"/>
+            <wp:cNvGraphicFramePr>
+              <a:graphicFrameLocks xmlns:a="http://schemas.openxmlformats.org/drawingml/2006/main" noChangeAspect="1"/>
+            </wp:cNvGraphicFramePr>
+            <a:graphic xmlns:a="http://schemas.openxmlformats.org/drawingml/2006/main">
+              <a:graphicData uri="http://schemas.openxmlformats.org/drawingml/2006/picture">
+                <pic:pic xmlns:pic="http://schemas.openxmlformats.org/drawingml/2006/picture">
+                  <pic:nvPicPr>
+                    <pic:cNvPr id="2019318428" name=""/>
+                    <pic:cNvPicPr/>
+                  </pic:nvPicPr>
+                  <pic:blipFill>
+                    <a:blip r:embed="rId34"/>
+                    <a:stretch>
+                      <a:fillRect/>
+                    </a:stretch>
+                  </pic:blipFill>
+                  <pic:spPr>
+                    <a:xfrm>
+                      <a:off x="0" y="0"/>
+                      <a:ext cx="2534004" cy="3458058"/>
+                    </a:xfrm>
+                    <a:prstGeom prst="rect">
+                      <a:avLst/>
+                    </a:prstGeom>
+                  </pic:spPr>
+                </pic:pic>
+              </a:graphicData>
+            </a:graphic>
+          </wp:inline>
+        </w:drawing>
+      </w:r>
+      <w:r>
+        <w:rPr>
+          <w:rFonts w:ascii="Times New Roman" w:hAnsi="Times New Roman" w:cs="Times New Roman"/>
+          <w:sz w:val="28"/>
+          <w:szCs w:val="28"/>
+        </w:rPr>
+        <w:drawing>
+          <wp:inline distT="0" distB="0" distL="0" distR="0" wp14:anchorId="27F648E3" wp14:editId="2E56ED21">
+            <wp:extent cx="2705478" cy="3400900"/>
+            <wp:effectExtent l="0" t="0" r="0" b="9525"/>
+            <wp:docPr id="818440566" name="Picture 1"/>
+            <wp:cNvGraphicFramePr>
+              <a:graphicFrameLocks xmlns:a="http://schemas.openxmlformats.org/drawingml/2006/main" noChangeAspect="1"/>
+            </wp:cNvGraphicFramePr>
+            <a:graphic xmlns:a="http://schemas.openxmlformats.org/drawingml/2006/main">
+              <a:graphicData uri="http://schemas.openxmlformats.org/drawingml/2006/picture">
+                <pic:pic xmlns:pic="http://schemas.openxmlformats.org/drawingml/2006/picture">
+                  <pic:nvPicPr>
+                    <pic:cNvPr id="818440566" name=""/>
+                    <pic:cNvPicPr/>
+                  </pic:nvPicPr>
+                  <pic:blipFill>
+                    <a:blip r:embed="rId35"/>
+                    <a:stretch>
+                      <a:fillRect/>
+                    </a:stretch>
+                  </pic:blipFill>
+                  <pic:spPr>
+                    <a:xfrm>
+                      <a:off x="0" y="0"/>
+                      <a:ext cx="2705478" cy="3400900"/>
+                    </a:xfrm>
+                    <a:prstGeom prst="rect">
+                      <a:avLst/>
+                    </a:prstGeom>
+                  </pic:spPr>
+                </pic:pic>
+              </a:graphicData>
+            </a:graphic>
+          </wp:inline>
+        </w:drawing>
+      </w:r>
+    </w:p>
+    <w:p>
+      <w:pPr>
+        <w:rPr>
+          <w:rFonts w:ascii="Times New Roman" w:hAnsi="Times New Roman" w:cs="Times New Roman"/>
+          <w:sz w:val="28"/>
+          <w:szCs w:val="28"/>
+        </w:rPr>
+      </w:pPr>
+      <w:r>
+        <w:rPr>
+          <w:rFonts w:ascii="Times New Roman" w:hAnsi="Times New Roman" w:cs="Times New Roman"/>
+          <w:sz w:val="28"/>
+          <w:szCs w:val="28"/>
+        </w:rPr>
+        <w:lastRenderedPageBreak/>
+        <w:drawing>
+          <wp:inline distT="0" distB="0" distL="0" distR="0" wp14:anchorId="1686A00B" wp14:editId="45B68AC8">
+            <wp:extent cx="2105319" cy="3905795"/>
+            <wp:effectExtent l="0" t="0" r="9525" b="0"/>
+            <wp:docPr id="981168593" name="Picture 1"/>
+            <wp:cNvGraphicFramePr>
+              <a:graphicFrameLocks xmlns:a="http://schemas.openxmlformats.org/drawingml/2006/main" noChangeAspect="1"/>
+            </wp:cNvGraphicFramePr>
+            <a:graphic xmlns:a="http://schemas.openxmlformats.org/drawingml/2006/main">
+              <a:graphicData uri="http://schemas.openxmlformats.org/drawingml/2006/picture">
+                <pic:pic xmlns:pic="http://schemas.openxmlformats.org/drawingml/2006/picture">
+                  <pic:nvPicPr>
+                    <pic:cNvPr id="981168593" name=""/>
+                    <pic:cNvPicPr/>
+                  </pic:nvPicPr>
+                  <pic:blipFill>
+                    <a:blip r:embed="rId36"/>
+                    <a:stretch>
+                      <a:fillRect/>
+                    </a:stretch>
+                  </pic:blipFill>
+                  <pic:spPr>
+                    <a:xfrm>
+                      <a:off x="0" y="0"/>
+                      <a:ext cx="2105319" cy="3905795"/>
+                    </a:xfrm>
+                    <a:prstGeom prst="rect">
+                      <a:avLst/>
+                    </a:prstGeom>
+                  </pic:spPr>
+                </pic:pic>
+              </a:graphicData>
+            </a:graphic>
+          </wp:inline>
+        </w:drawing>
+      </w:r>
     </w:p>
     <w:p>
       <w:pPr>
@@ -4290,7 +4919,7 @@
                     <pic:cNvPicPr/>
                   </pic:nvPicPr>
                   <pic:blipFill>
-                    <a:blip r:embed="rId27"/>
+                    <a:blip r:embed="rId37"/>
                     <a:stretch>
                       <a:fillRect/>
                     </a:stretch>
@@ -4398,7 +5027,7 @@
                     <pic:cNvPicPr/>
                   </pic:nvPicPr>
                   <pic:blipFill>
-                    <a:blip r:embed="rId28"/>
+                    <a:blip r:embed="rId38"/>
                     <a:stretch>
                       <a:fillRect/>
                     </a:stretch>
@@ -4534,7 +5163,7 @@
                     <pic:cNvPicPr/>
                   </pic:nvPicPr>
                   <pic:blipFill>
-                    <a:blip r:embed="rId29"/>
+                    <a:blip r:embed="rId39"/>
                     <a:stretch>
                       <a:fillRect/>
                     </a:stretch>
@@ -4845,7 +5474,7 @@
                     <pic:cNvPicPr/>
                   </pic:nvPicPr>
                   <pic:blipFill>
-                    <a:blip r:embed="rId30"/>
+                    <a:blip r:embed="rId40"/>
                     <a:stretch>
                       <a:fillRect/>
                     </a:stretch>
@@ -4891,6 +5520,57 @@
           <w:szCs w:val="28"/>
         </w:rPr>
       </w:pPr>
+      <w:r>
+        <w:rPr>
+          <w:rFonts w:ascii="Times New Roman" w:hAnsi="Times New Roman" w:cs="Times New Roman"/>
+          <w:sz w:val="28"/>
+          <w:szCs w:val="28"/>
+        </w:rPr>
+        <w:drawing>
+          <wp:inline distT="0" distB="0" distL="0" distR="0" wp14:anchorId="1D1AE9C8" wp14:editId="2C875B66">
+            <wp:extent cx="2143424" cy="2238687"/>
+            <wp:effectExtent l="0" t="0" r="9525" b="9525"/>
+            <wp:docPr id="1220444676" name="Picture 1"/>
+            <wp:cNvGraphicFramePr>
+              <a:graphicFrameLocks xmlns:a="http://schemas.openxmlformats.org/drawingml/2006/main" noChangeAspect="1"/>
+            </wp:cNvGraphicFramePr>
+            <a:graphic xmlns:a="http://schemas.openxmlformats.org/drawingml/2006/main">
+              <a:graphicData uri="http://schemas.openxmlformats.org/drawingml/2006/picture">
+                <pic:pic xmlns:pic="http://schemas.openxmlformats.org/drawingml/2006/picture">
+                  <pic:nvPicPr>
+                    <pic:cNvPr id="1220444676" name=""/>
+                    <pic:cNvPicPr/>
+                  </pic:nvPicPr>
+                  <pic:blipFill>
+                    <a:blip r:embed="rId41"/>
+                    <a:stretch>
+                      <a:fillRect/>
+                    </a:stretch>
+                  </pic:blipFill>
+                  <pic:spPr>
+                    <a:xfrm>
+                      <a:off x="0" y="0"/>
+                      <a:ext cx="2143424" cy="2238687"/>
+                    </a:xfrm>
+                    <a:prstGeom prst="rect">
+                      <a:avLst/>
+                    </a:prstGeom>
+                  </pic:spPr>
+                </pic:pic>
+              </a:graphicData>
+            </a:graphic>
+          </wp:inline>
+        </w:drawing>
+      </w:r>
+    </w:p>
+    <w:p>
+      <w:pPr>
+        <w:rPr>
+          <w:rFonts w:ascii="Times New Roman" w:hAnsi="Times New Roman" w:cs="Times New Roman"/>
+          <w:sz w:val="28"/>
+          <w:szCs w:val="28"/>
+        </w:rPr>
+      </w:pPr>
     </w:p>
     <w:p>
       <w:pPr>
@@ -4952,6 +5632,7 @@
           <w:sz w:val="28"/>
           <w:szCs w:val="28"/>
         </w:rPr>
+        <w:lastRenderedPageBreak/>
         <w:t>This is exactly where traditional machine learning fits in the broader course progression:</w:t>
       </w:r>
     </w:p>
@@ -5011,7 +5692,6 @@
           <w:sz w:val="28"/>
           <w:szCs w:val="28"/>
         </w:rPr>
-        <w:lastRenderedPageBreak/>
         <w:t>For example, the representation does not naturally capture the full content of a conversation, the sequence of interactions over time, or complex relationships between entities.</w:t>
       </w:r>
     </w:p>
@@ -5216,6 +5896,7 @@
       <w:r>
         <w:rPr>
           <w:rFonts w:ascii="Times New Roman" w:hAnsi="Times New Roman" w:cs="Times New Roman"/>
+          <w:noProof/>
           <w:sz w:val="28"/>
           <w:szCs w:val="28"/>
         </w:rPr>
@@ -5236,7 +5917,7 @@
                     <pic:cNvPicPr/>
                   </pic:nvPicPr>
                   <pic:blipFill>
-                    <a:blip r:embed="rId31"/>
+                    <a:blip r:embed="rId42"/>
                     <a:stretch>
                       <a:fillRect/>
                     </a:stretch>
@@ -5261,6 +5942,170 @@
       <w:pPr>
         <w:rPr>
           <w:rFonts w:ascii="Times New Roman" w:hAnsi="Times New Roman" w:cs="Times New Roman"/>
+          <w:sz w:val="28"/>
+          <w:szCs w:val="28"/>
+        </w:rPr>
+      </w:pPr>
+      <w:r>
+        <w:rPr>
+          <w:rFonts w:ascii="Times New Roman" w:hAnsi="Times New Roman" w:cs="Times New Roman"/>
+          <w:sz w:val="28"/>
+          <w:szCs w:val="28"/>
+        </w:rPr>
+        <w:lastRenderedPageBreak/>
+        <w:drawing>
+          <wp:inline distT="0" distB="0" distL="0" distR="0" wp14:anchorId="0FEF1C19" wp14:editId="7701D5D8">
+            <wp:extent cx="5943600" cy="3495675"/>
+            <wp:effectExtent l="0" t="0" r="0" b="9525"/>
+            <wp:docPr id="1597161302" name="Picture 1"/>
+            <wp:cNvGraphicFramePr>
+              <a:graphicFrameLocks xmlns:a="http://schemas.openxmlformats.org/drawingml/2006/main" noChangeAspect="1"/>
+            </wp:cNvGraphicFramePr>
+            <a:graphic xmlns:a="http://schemas.openxmlformats.org/drawingml/2006/main">
+              <a:graphicData uri="http://schemas.openxmlformats.org/drawingml/2006/picture">
+                <pic:pic xmlns:pic="http://schemas.openxmlformats.org/drawingml/2006/picture">
+                  <pic:nvPicPr>
+                    <pic:cNvPr id="1597161302" name=""/>
+                    <pic:cNvPicPr/>
+                  </pic:nvPicPr>
+                  <pic:blipFill>
+                    <a:blip r:embed="rId43"/>
+                    <a:stretch>
+                      <a:fillRect/>
+                    </a:stretch>
+                  </pic:blipFill>
+                  <pic:spPr>
+                    <a:xfrm>
+                      <a:off x="0" y="0"/>
+                      <a:ext cx="5943600" cy="3495675"/>
+                    </a:xfrm>
+                    <a:prstGeom prst="rect">
+                      <a:avLst/>
+                    </a:prstGeom>
+                  </pic:spPr>
+                </pic:pic>
+              </a:graphicData>
+            </a:graphic>
+          </wp:inline>
+        </w:drawing>
+      </w:r>
+    </w:p>
+    <w:p>
+      <w:pPr>
+        <w:rPr>
+          <w:rFonts w:ascii="Times New Roman" w:hAnsi="Times New Roman" w:cs="Times New Roman"/>
+          <w:sz w:val="28"/>
+          <w:szCs w:val="28"/>
+        </w:rPr>
+      </w:pPr>
+      <w:r>
+        <w:rPr>
+          <w:rFonts w:ascii="Times New Roman" w:hAnsi="Times New Roman" w:cs="Times New Roman"/>
+          <w:sz w:val="28"/>
+          <w:szCs w:val="28"/>
+        </w:rPr>
+        <w:drawing>
+          <wp:inline distT="0" distB="0" distL="0" distR="0" wp14:anchorId="09E71AE4" wp14:editId="7F46B8AC">
+            <wp:extent cx="5943600" cy="3543935"/>
+            <wp:effectExtent l="0" t="0" r="0" b="0"/>
+            <wp:docPr id="1707834285" name="Picture 1"/>
+            <wp:cNvGraphicFramePr>
+              <a:graphicFrameLocks xmlns:a="http://schemas.openxmlformats.org/drawingml/2006/main" noChangeAspect="1"/>
+            </wp:cNvGraphicFramePr>
+            <a:graphic xmlns:a="http://schemas.openxmlformats.org/drawingml/2006/main">
+              <a:graphicData uri="http://schemas.openxmlformats.org/drawingml/2006/picture">
+                <pic:pic xmlns:pic="http://schemas.openxmlformats.org/drawingml/2006/picture">
+                  <pic:nvPicPr>
+                    <pic:cNvPr id="1707834285" name=""/>
+                    <pic:cNvPicPr/>
+                  </pic:nvPicPr>
+                  <pic:blipFill>
+                    <a:blip r:embed="rId44"/>
+                    <a:stretch>
+                      <a:fillRect/>
+                    </a:stretch>
+                  </pic:blipFill>
+                  <pic:spPr>
+                    <a:xfrm>
+                      <a:off x="0" y="0"/>
+                      <a:ext cx="5943600" cy="3543935"/>
+                    </a:xfrm>
+                    <a:prstGeom prst="rect">
+                      <a:avLst/>
+                    </a:prstGeom>
+                  </pic:spPr>
+                </pic:pic>
+              </a:graphicData>
+            </a:graphic>
+          </wp:inline>
+        </w:drawing>
+      </w:r>
+    </w:p>
+    <w:p>
+      <w:pPr>
+        <w:rPr>
+          <w:rFonts w:ascii="Times New Roman" w:hAnsi="Times New Roman" w:cs="Times New Roman"/>
+          <w:sz w:val="28"/>
+          <w:szCs w:val="28"/>
+        </w:rPr>
+      </w:pPr>
+      <w:r>
+        <w:rPr>
+          <w:rFonts w:ascii="Times New Roman" w:hAnsi="Times New Roman" w:cs="Times New Roman"/>
+          <w:sz w:val="28"/>
+          <w:szCs w:val="28"/>
+        </w:rPr>
+        <w:lastRenderedPageBreak/>
+        <w:drawing>
+          <wp:inline distT="0" distB="0" distL="0" distR="0" wp14:anchorId="6223C0A0" wp14:editId="783AAD34">
+            <wp:extent cx="5943600" cy="3233420"/>
+            <wp:effectExtent l="0" t="0" r="0" b="5080"/>
+            <wp:docPr id="233753856" name="Picture 1"/>
+            <wp:cNvGraphicFramePr>
+              <a:graphicFrameLocks xmlns:a="http://schemas.openxmlformats.org/drawingml/2006/main" noChangeAspect="1"/>
+            </wp:cNvGraphicFramePr>
+            <a:graphic xmlns:a="http://schemas.openxmlformats.org/drawingml/2006/main">
+              <a:graphicData uri="http://schemas.openxmlformats.org/drawingml/2006/picture">
+                <pic:pic xmlns:pic="http://schemas.openxmlformats.org/drawingml/2006/picture">
+                  <pic:nvPicPr>
+                    <pic:cNvPr id="233753856" name=""/>
+                    <pic:cNvPicPr/>
+                  </pic:nvPicPr>
+                  <pic:blipFill>
+                    <a:blip r:embed="rId45"/>
+                    <a:stretch>
+                      <a:fillRect/>
+                    </a:stretch>
+                  </pic:blipFill>
+                  <pic:spPr>
+                    <a:xfrm>
+                      <a:off x="0" y="0"/>
+                      <a:ext cx="5943600" cy="3233420"/>
+                    </a:xfrm>
+                    <a:prstGeom prst="rect">
+                      <a:avLst/>
+                    </a:prstGeom>
+                  </pic:spPr>
+                </pic:pic>
+              </a:graphicData>
+            </a:graphic>
+          </wp:inline>
+        </w:drawing>
+      </w:r>
+    </w:p>
+    <w:p>
+      <w:pPr>
+        <w:rPr>
+          <w:rFonts w:ascii="Times New Roman" w:hAnsi="Times New Roman" w:cs="Times New Roman"/>
+          <w:sz w:val="28"/>
+          <w:szCs w:val="28"/>
+        </w:rPr>
+      </w:pPr>
+    </w:p>
+    <w:p>
+      <w:pPr>
+        <w:rPr>
+          <w:rFonts w:ascii="Times New Roman" w:hAnsi="Times New Roman" w:cs="Times New Roman"/>
           <w:b/>
           <w:bCs/>
           <w:sz w:val="28"/>
@@ -5383,7 +6228,6 @@
           <w:sz w:val="28"/>
           <w:szCs w:val="28"/>
         </w:rPr>
-        <w:lastRenderedPageBreak/>
         <w:t xml:space="preserve">+ </w:t>
       </w:r>
       <w:r>
@@ -5480,6 +6324,7 @@
           <w:sz w:val="28"/>
           <w:szCs w:val="28"/>
         </w:rPr>
+        <w:lastRenderedPageBreak/>
         <w:t>13. Reflection</w:t>
       </w:r>
     </w:p>
@@ -5668,41 +6513,41 @@
           <w:sz w:val="28"/>
           <w:szCs w:val="28"/>
         </w:rPr>
+        <w:t>A feature-vector representation was designed from the structured dataset. Numerical features were standardized and categorical features were one-hot encoded. Four traditional machine learning models were then trained and compared.</w:t>
+      </w:r>
+    </w:p>
+    <w:p>
+      <w:pPr>
+        <w:rPr>
+          <w:rFonts w:ascii="Times New Roman" w:hAnsi="Times New Roman" w:cs="Times New Roman"/>
+          <w:sz w:val="28"/>
+          <w:szCs w:val="28"/>
+        </w:rPr>
+      </w:pPr>
+      <w:r>
+        <w:rPr>
+          <w:rFonts w:ascii="Times New Roman" w:hAnsi="Times New Roman" w:cs="Times New Roman"/>
+          <w:sz w:val="28"/>
+          <w:szCs w:val="28"/>
+        </w:rPr>
+        <w:t>A baseline established that a simple majority-class strategy could obtain high Accuracy while failing to identify the positive class. This demonstrated why evaluation must go beyond Accuracy.</w:t>
+      </w:r>
+    </w:p>
+    <w:p>
+      <w:pPr>
+        <w:rPr>
+          <w:rFonts w:ascii="Times New Roman" w:hAnsi="Times New Roman" w:cs="Times New Roman"/>
+          <w:sz w:val="28"/>
+          <w:szCs w:val="28"/>
+        </w:rPr>
+      </w:pPr>
+      <w:r>
+        <w:rPr>
+          <w:rFonts w:ascii="Times New Roman" w:hAnsi="Times New Roman" w:cs="Times New Roman"/>
+          <w:sz w:val="28"/>
+          <w:szCs w:val="28"/>
+        </w:rPr>
         <w:lastRenderedPageBreak/>
-        <w:t>A feature-vector representation was designed from the structured dataset. Numerical features were standardized and categorical features were one-hot encoded. Four traditional machine learning models were then trained and compared.</w:t>
-      </w:r>
-    </w:p>
-    <w:p>
-      <w:pPr>
-        <w:rPr>
-          <w:rFonts w:ascii="Times New Roman" w:hAnsi="Times New Roman" w:cs="Times New Roman"/>
-          <w:sz w:val="28"/>
-          <w:szCs w:val="28"/>
-        </w:rPr>
-      </w:pPr>
-      <w:r>
-        <w:rPr>
-          <w:rFonts w:ascii="Times New Roman" w:hAnsi="Times New Roman" w:cs="Times New Roman"/>
-          <w:sz w:val="28"/>
-          <w:szCs w:val="28"/>
-        </w:rPr>
-        <w:t>A baseline established that a simple majority-class strategy could obtain high Accuracy while failing to identify the positive class. This demonstrated why evaluation must go beyond Accuracy.</w:t>
-      </w:r>
-    </w:p>
-    <w:p>
-      <w:pPr>
-        <w:rPr>
-          <w:rFonts w:ascii="Times New Roman" w:hAnsi="Times New Roman" w:cs="Times New Roman"/>
-          <w:sz w:val="28"/>
-          <w:szCs w:val="28"/>
-        </w:rPr>
-      </w:pPr>
-      <w:r>
-        <w:rPr>
-          <w:rFonts w:ascii="Times New Roman" w:hAnsi="Times New Roman" w:cs="Times New Roman"/>
-          <w:sz w:val="28"/>
-          <w:szCs w:val="28"/>
-        </w:rPr>
         <w:t xml:space="preserve">Three controlled experiments were conducted. The first compared different learning mechanisms. The second investigated the KNN hyperparameter k. The third investigated the effect of feature representation through numerical scaling. </w:t>
       </w:r>
     </w:p>
